--- a/Documentatie.docx
+++ b/Documentatie.docx
@@ -97,17 +97,22 @@
         <w:t xml:space="preserve"> de login, register</w:t>
       </w:r>
     </w:p>
-    <w:p/>
-    <w:p>
-      <w:r>
-        <w:br/>
-      </w:r>
-      <w:r>
-        <w:br/>
-      </w:r>
-      <w:r>
-        <w:br/>
-      </w:r>
+    <w:p>
+      <w:r>
+        <w:t>Sprint 2:</w:t>
+      </w:r>
+    </w:p>
+    <w:p>
+      <w:pPr>
+        <w:pStyle w:val="ListParagraph"/>
+        <w:numPr>
+          <w:ilvl w:val="0"/>
+          <w:numId w:val="1"/>
+        </w:numPr>
+      </w:pPr>
+    </w:p>
+    <w:p/>
+    <w:p>
       <w:r>
         <w:br/>
       </w:r>
@@ -214,6 +219,15 @@
       <w:r>
         <w:br/>
       </w:r>
+      <w:r>
+        <w:br/>
+      </w:r>
+      <w:r>
+        <w:br/>
+      </w:r>
+      <w:r>
+        <w:br/>
+      </w:r>
       <w:proofErr w:type="spellStart"/>
       <w:r>
         <w:t>Pentru</w:t>
@@ -869,45 +883,521 @@
     <w:p/>
     <w:p>
       <w:r>
+        <w:t>PENTRU PROFU:</w:t>
+      </w:r>
+    </w:p>
+    <w:p>
+      <w:r>
+        <w:t xml:space="preserve">1 Am 800 de </w:t>
+      </w:r>
+      <w:proofErr w:type="spellStart"/>
+      <w:r>
+        <w:t>jucatori</w:t>
+      </w:r>
+      <w:proofErr w:type="spellEnd"/>
+      <w:r>
+        <w:t xml:space="preserve"> in dataset, </w:t>
+      </w:r>
+      <w:proofErr w:type="spellStart"/>
+      <w:r>
+        <w:t>mai</w:t>
+      </w:r>
+      <w:proofErr w:type="spellEnd"/>
+      <w:r>
+        <w:t xml:space="preserve"> </w:t>
+      </w:r>
+      <w:proofErr w:type="spellStart"/>
+      <w:r>
+        <w:t>mockuiesc</w:t>
+      </w:r>
+      <w:proofErr w:type="spellEnd"/>
+      <w:r>
+        <w:t xml:space="preserve"> </w:t>
+      </w:r>
+      <w:proofErr w:type="spellStart"/>
+      <w:r>
+        <w:t>eu</w:t>
+      </w:r>
+      <w:proofErr w:type="spellEnd"/>
+      <w:r>
+        <w:t xml:space="preserve"> </w:t>
+      </w:r>
+      <w:proofErr w:type="spellStart"/>
+      <w:r>
+        <w:t>sau</w:t>
+      </w:r>
+      <w:proofErr w:type="spellEnd"/>
+      <w:r>
+        <w:t xml:space="preserve"> </w:t>
+      </w:r>
+      <w:proofErr w:type="spellStart"/>
+      <w:r>
+        <w:t>incerc</w:t>
+      </w:r>
+      <w:proofErr w:type="spellEnd"/>
+      <w:r>
+        <w:t xml:space="preserve"> </w:t>
+      </w:r>
+      <w:proofErr w:type="spellStart"/>
+      <w:r>
+        <w:t>sa</w:t>
+      </w:r>
+      <w:proofErr w:type="spellEnd"/>
+      <w:r>
+        <w:t xml:space="preserve"> </w:t>
+      </w:r>
+      <w:proofErr w:type="spellStart"/>
+      <w:r>
+        <w:t>mai</w:t>
+      </w:r>
+      <w:proofErr w:type="spellEnd"/>
+      <w:r>
+        <w:t xml:space="preserve"> </w:t>
+      </w:r>
+      <w:proofErr w:type="spellStart"/>
+      <w:r>
+        <w:t>combin</w:t>
+      </w:r>
+      <w:proofErr w:type="spellEnd"/>
+      <w:r>
+        <w:t xml:space="preserve"> cu </w:t>
+      </w:r>
+      <w:proofErr w:type="spellStart"/>
+      <w:r>
+        <w:t>alte</w:t>
+      </w:r>
+      <w:proofErr w:type="spellEnd"/>
+      <w:r>
+        <w:t xml:space="preserve"> </w:t>
+      </w:r>
+      <w:proofErr w:type="spellStart"/>
+      <w:r>
+        <w:t>baze</w:t>
+      </w:r>
+      <w:proofErr w:type="spellEnd"/>
+      <w:r>
+        <w:t xml:space="preserve"> de date</w:t>
+      </w:r>
+    </w:p>
+    <w:p>
+      <w:r>
+        <w:t xml:space="preserve">use case </w:t>
+      </w:r>
+      <w:proofErr w:type="spellStart"/>
+      <w:r>
+        <w:t>pentru</w:t>
+      </w:r>
+      <w:proofErr w:type="spellEnd"/>
+      <w:r>
+        <w:t xml:space="preserve"> </w:t>
+      </w:r>
+      <w:proofErr w:type="spellStart"/>
+      <w:r>
+        <w:t>mai</w:t>
+      </w:r>
+      <w:proofErr w:type="spellEnd"/>
+      <w:r>
+        <w:t xml:space="preserve"> </w:t>
+      </w:r>
+      <w:proofErr w:type="spellStart"/>
+      <w:r>
+        <w:t>multe</w:t>
+      </w:r>
+      <w:proofErr w:type="spellEnd"/>
+      <w:r>
+        <w:t xml:space="preserve"> </w:t>
+      </w:r>
+      <w:proofErr w:type="spellStart"/>
+      <w:r>
+        <w:t>baze</w:t>
+      </w:r>
+      <w:proofErr w:type="spellEnd"/>
+      <w:r>
+        <w:t xml:space="preserve"> de date</w:t>
+      </w:r>
+    </w:p>
+    <w:p/>
+    <w:p>
+      <w:r>
+        <w:t xml:space="preserve">2 Ma </w:t>
+      </w:r>
+      <w:proofErr w:type="spellStart"/>
+      <w:r>
+        <w:t>gandeam</w:t>
+      </w:r>
+      <w:proofErr w:type="spellEnd"/>
+      <w:r>
+        <w:t xml:space="preserve"> </w:t>
+      </w:r>
+      <w:proofErr w:type="spellStart"/>
+      <w:r>
+        <w:t>sa</w:t>
+      </w:r>
+      <w:proofErr w:type="spellEnd"/>
+      <w:r>
+        <w:t xml:space="preserve"> </w:t>
+      </w:r>
+      <w:proofErr w:type="spellStart"/>
+      <w:r>
+        <w:t>adaug</w:t>
+      </w:r>
+      <w:proofErr w:type="spellEnd"/>
+      <w:r>
+        <w:t xml:space="preserve"> </w:t>
+      </w:r>
+      <w:proofErr w:type="spellStart"/>
+      <w:r>
+        <w:t>api</w:t>
+      </w:r>
+      <w:proofErr w:type="spellEnd"/>
+      <w:r>
+        <w:t xml:space="preserve">-ul de la </w:t>
+      </w:r>
+      <w:proofErr w:type="spellStart"/>
+      <w:r>
+        <w:t>openai</w:t>
+      </w:r>
+      <w:proofErr w:type="spellEnd"/>
+      <w:r>
+        <w:t xml:space="preserve"> </w:t>
+      </w:r>
+      <w:proofErr w:type="spellStart"/>
+      <w:r>
+        <w:t>pentru</w:t>
+      </w:r>
+      <w:proofErr w:type="spellEnd"/>
+      <w:r>
+        <w:t xml:space="preserve"> </w:t>
+      </w:r>
+      <w:proofErr w:type="spellStart"/>
+      <w:r>
+        <w:t>recomandari</w:t>
+      </w:r>
+      <w:proofErr w:type="spellEnd"/>
+      <w:r>
+        <w:t xml:space="preserve"> in </w:t>
+      </w:r>
+      <w:proofErr w:type="spellStart"/>
+      <w:r>
+        <w:t>cazul</w:t>
+      </w:r>
+      <w:proofErr w:type="spellEnd"/>
+      <w:r>
+        <w:t xml:space="preserve"> </w:t>
+      </w:r>
+      <w:proofErr w:type="spellStart"/>
+      <w:r>
+        <w:t>unui</w:t>
+      </w:r>
+      <w:proofErr w:type="spellEnd"/>
+      <w:r>
+        <w:t xml:space="preserve"> risk mare de </w:t>
+      </w:r>
+      <w:proofErr w:type="spellStart"/>
+      <w:r>
+        <w:t>accidentare</w:t>
+      </w:r>
+      <w:proofErr w:type="spellEnd"/>
+    </w:p>
+    <w:p>
+      <w:proofErr w:type="spellStart"/>
+      <w:proofErr w:type="gramStart"/>
+      <w:r>
+        <w:t>recomandari</w:t>
+      </w:r>
+      <w:proofErr w:type="spellEnd"/>
+      <w:proofErr w:type="gramEnd"/>
+      <w:r>
+        <w:t xml:space="preserve"> </w:t>
+      </w:r>
+      <w:proofErr w:type="spellStart"/>
+      <w:r>
+        <w:t>bune</w:t>
+      </w:r>
+      <w:proofErr w:type="spellEnd"/>
+    </w:p>
+    <w:p/>
+    <w:p>
+      <w:r>
+        <w:t xml:space="preserve">3 </w:t>
+      </w:r>
+      <w:proofErr w:type="spellStart"/>
+      <w:r>
+        <w:t>Vreau</w:t>
+      </w:r>
+      <w:proofErr w:type="spellEnd"/>
+      <w:r>
+        <w:t xml:space="preserve"> </w:t>
+      </w:r>
+      <w:proofErr w:type="spellStart"/>
+      <w:r>
+        <w:t>sa</w:t>
+      </w:r>
+      <w:proofErr w:type="spellEnd"/>
+      <w:r>
+        <w:t xml:space="preserve"> </w:t>
+      </w:r>
+      <w:proofErr w:type="spellStart"/>
+      <w:r>
+        <w:t>adaug</w:t>
+      </w:r>
+      <w:proofErr w:type="spellEnd"/>
+      <w:r>
+        <w:t xml:space="preserve"> </w:t>
+      </w:r>
+      <w:proofErr w:type="spellStart"/>
+      <w:r>
+        <w:t>containerizare</w:t>
+      </w:r>
+      <w:proofErr w:type="spellEnd"/>
+    </w:p>
+    <w:p>
+      <w:r>
+        <w:t>da</w:t>
+      </w:r>
+    </w:p>
+    <w:p/>
+    <w:p>
+      <w:r>
+        <w:t xml:space="preserve">4 </w:t>
+      </w:r>
+      <w:proofErr w:type="spellStart"/>
+      <w:r>
+        <w:t>Vreau</w:t>
+      </w:r>
+      <w:proofErr w:type="spellEnd"/>
+      <w:r>
+        <w:t xml:space="preserve"> </w:t>
+      </w:r>
+      <w:proofErr w:type="spellStart"/>
+      <w:r>
+        <w:t>sa</w:t>
+      </w:r>
+      <w:proofErr w:type="spellEnd"/>
+      <w:r>
+        <w:t xml:space="preserve"> </w:t>
+      </w:r>
+      <w:proofErr w:type="spellStart"/>
+      <w:r>
+        <w:t>folosesc</w:t>
+      </w:r>
+      <w:proofErr w:type="spellEnd"/>
+      <w:r>
+        <w:t xml:space="preserve"> </w:t>
+      </w:r>
+      <w:proofErr w:type="spellStart"/>
+      <w:r>
+        <w:t>keycloak</w:t>
+      </w:r>
+      <w:proofErr w:type="spellEnd"/>
+      <w:r>
+        <w:t xml:space="preserve"> </w:t>
+      </w:r>
+      <w:proofErr w:type="spellStart"/>
+      <w:r>
+        <w:t>pentru</w:t>
+      </w:r>
+      <w:proofErr w:type="spellEnd"/>
+      <w:r>
+        <w:t xml:space="preserve"> </w:t>
+      </w:r>
+      <w:proofErr w:type="spellStart"/>
+      <w:r>
+        <w:t>autentificare</w:t>
+      </w:r>
+      <w:proofErr w:type="spellEnd"/>
+    </w:p>
+    <w:p>
+      <w:r>
+        <w:t>da</w:t>
+      </w:r>
+    </w:p>
+    <w:p/>
+    <w:p>
+      <w:r>
+        <w:t xml:space="preserve">5 Cam </w:t>
+      </w:r>
+      <w:proofErr w:type="spellStart"/>
+      <w:r>
+        <w:t>ce</w:t>
+      </w:r>
+      <w:proofErr w:type="spellEnd"/>
+      <w:r>
+        <w:t xml:space="preserve"> </w:t>
+      </w:r>
+      <w:proofErr w:type="spellStart"/>
+      <w:r>
+        <w:t>ar</w:t>
+      </w:r>
+      <w:proofErr w:type="spellEnd"/>
+      <w:r>
+        <w:t xml:space="preserve"> </w:t>
+      </w:r>
+      <w:proofErr w:type="spellStart"/>
+      <w:r>
+        <w:t>trebui</w:t>
+      </w:r>
+      <w:proofErr w:type="spellEnd"/>
+      <w:r>
+        <w:t xml:space="preserve"> </w:t>
+      </w:r>
+      <w:proofErr w:type="spellStart"/>
+      <w:r>
+        <w:t>sa</w:t>
+      </w:r>
+      <w:proofErr w:type="spellEnd"/>
+      <w:r>
+        <w:t xml:space="preserve"> </w:t>
+      </w:r>
+      <w:proofErr w:type="spellStart"/>
+      <w:r>
+        <w:t>contina</w:t>
+      </w:r>
+      <w:proofErr w:type="spellEnd"/>
+      <w:r>
+        <w:t xml:space="preserve"> </w:t>
+      </w:r>
+      <w:proofErr w:type="spellStart"/>
+      <w:r>
+        <w:t>documentatia</w:t>
+      </w:r>
+      <w:proofErr w:type="spellEnd"/>
+      <w:r>
+        <w:t xml:space="preserve"> </w:t>
+      </w:r>
+      <w:proofErr w:type="spellStart"/>
+      <w:r>
+        <w:t>asa</w:t>
+      </w:r>
+      <w:proofErr w:type="spellEnd"/>
+      <w:r>
+        <w:t xml:space="preserve"> ca template </w:t>
+      </w:r>
+      <w:proofErr w:type="spellStart"/>
+      <w:r>
+        <w:t>daca</w:t>
+      </w:r>
+      <w:proofErr w:type="spellEnd"/>
+      <w:r>
+        <w:t xml:space="preserve"> </w:t>
+      </w:r>
+      <w:proofErr w:type="spellStart"/>
+      <w:r>
+        <w:t>aveti</w:t>
+      </w:r>
+      <w:proofErr w:type="spellEnd"/>
+    </w:p>
+    <w:p/>
+    <w:p>
+      <w:r>
+        <w:t xml:space="preserve">6 Overleaf </w:t>
+      </w:r>
+      <w:proofErr w:type="spellStart"/>
+      <w:r>
+        <w:t>sau</w:t>
+      </w:r>
+      <w:proofErr w:type="spellEnd"/>
+      <w:r>
+        <w:t xml:space="preserve"> word?</w:t>
+      </w:r>
+    </w:p>
+    <w:p>
+      <w:r>
+        <w:t xml:space="preserve">ok </w:t>
+      </w:r>
+      <w:proofErr w:type="spellStart"/>
+      <w:r>
+        <w:t>ambele</w:t>
+      </w:r>
+      <w:proofErr w:type="spellEnd"/>
+    </w:p>
+    <w:p/>
+    <w:p>
+      <w:r>
+        <w:t xml:space="preserve">7 </w:t>
+      </w:r>
+      <w:proofErr w:type="spellStart"/>
+      <w:r>
+        <w:t>Sugestie</w:t>
+      </w:r>
+      <w:proofErr w:type="spellEnd"/>
+      <w:r>
+        <w:t xml:space="preserve"> </w:t>
+      </w:r>
+      <w:proofErr w:type="spellStart"/>
+      <w:r>
+        <w:t>pentru</w:t>
+      </w:r>
+      <w:proofErr w:type="spellEnd"/>
+      <w:r>
+        <w:t xml:space="preserve"> </w:t>
+      </w:r>
+      <w:proofErr w:type="spellStart"/>
+      <w:r>
+        <w:t>tipurile</w:t>
+      </w:r>
+      <w:proofErr w:type="spellEnd"/>
+      <w:r>
+        <w:t xml:space="preserve"> de user</w:t>
+      </w:r>
+    </w:p>
+    <w:p>
+      <w:r>
+        <w:t xml:space="preserve">8 Ce pot </w:t>
+      </w:r>
+      <w:proofErr w:type="spellStart"/>
+      <w:r>
+        <w:t>sa</w:t>
+      </w:r>
+      <w:proofErr w:type="spellEnd"/>
+      <w:r>
+        <w:t xml:space="preserve"> vada </w:t>
+      </w:r>
+      <w:proofErr w:type="spellStart"/>
+      <w:r>
+        <w:t>utilizatorii</w:t>
+      </w:r>
+      <w:proofErr w:type="spellEnd"/>
+      <w:r>
+        <w:t xml:space="preserve"> in </w:t>
+      </w:r>
+      <w:proofErr w:type="spellStart"/>
+      <w:r>
+        <w:t>functie</w:t>
+      </w:r>
+      <w:proofErr w:type="spellEnd"/>
+      <w:r>
+        <w:t xml:space="preserve"> de </w:t>
+      </w:r>
+      <w:proofErr w:type="spellStart"/>
+      <w:r>
+        <w:t>rol</w:t>
+      </w:r>
+      <w:proofErr w:type="spellEnd"/>
+      <w:r>
+        <w:t>?</w:t>
+      </w:r>
+    </w:p>
+    <w:p>
+      <w:r>
+        <w:t>9 hosting?</w:t>
+      </w:r>
+    </w:p>
+    <w:p>
+      <w:r>
+        <w:t xml:space="preserve">da </w:t>
+      </w:r>
+      <w:proofErr w:type="spellStart"/>
+      <w:r>
+        <w:t>dupa</w:t>
+      </w:r>
+      <w:proofErr w:type="spellEnd"/>
+    </w:p>
+    <w:p/>
+    <w:p>
+      <w:r>
         <w:lastRenderedPageBreak/>
-        <w:t>PENTRU PROFU:</w:t>
-      </w:r>
-    </w:p>
-    <w:p>
-      <w:r>
-        <w:t xml:space="preserve">1 Am 800 de </w:t>
-      </w:r>
-      <w:proofErr w:type="spellStart"/>
-      <w:r>
-        <w:t>jucatori</w:t>
-      </w:r>
-      <w:proofErr w:type="spellEnd"/>
-      <w:r>
-        <w:t xml:space="preserve"> in dataset, </w:t>
-      </w:r>
-      <w:proofErr w:type="spellStart"/>
-      <w:r>
-        <w:t>mai</w:t>
-      </w:r>
-      <w:proofErr w:type="spellEnd"/>
-      <w:r>
-        <w:t xml:space="preserve"> </w:t>
-      </w:r>
-      <w:proofErr w:type="spellStart"/>
-      <w:r>
-        <w:t>mockuiesc</w:t>
-      </w:r>
-      <w:proofErr w:type="spellEnd"/>
-      <w:r>
-        <w:t xml:space="preserve"> </w:t>
-      </w:r>
-      <w:proofErr w:type="spellStart"/>
-      <w:r>
-        <w:t>eu</w:t>
-      </w:r>
-      <w:proofErr w:type="spellEnd"/>
-      <w:r>
-        <w:t xml:space="preserve"> </w:t>
+        <w:t xml:space="preserve">10 demo </w:t>
       </w:r>
       <w:proofErr w:type="spellStart"/>
       <w:r>
@@ -915,294 +1405,44 @@
       </w:r>
       <w:proofErr w:type="spellEnd"/>
       <w:r>
-        <w:t xml:space="preserve"> </w:t>
-      </w:r>
-      <w:proofErr w:type="spellStart"/>
-      <w:r>
-        <w:t>incerc</w:t>
-      </w:r>
-      <w:proofErr w:type="spellEnd"/>
-      <w:r>
-        <w:t xml:space="preserve"> </w:t>
-      </w:r>
-      <w:proofErr w:type="spellStart"/>
-      <w:r>
-        <w:t>sa</w:t>
-      </w:r>
-      <w:proofErr w:type="spellEnd"/>
-      <w:r>
-        <w:t xml:space="preserve"> </w:t>
-      </w:r>
-      <w:proofErr w:type="spellStart"/>
-      <w:r>
-        <w:t>mai</w:t>
-      </w:r>
-      <w:proofErr w:type="spellEnd"/>
-      <w:r>
-        <w:t xml:space="preserve"> </w:t>
-      </w:r>
-      <w:proofErr w:type="spellStart"/>
-      <w:r>
-        <w:t>combin</w:t>
-      </w:r>
-      <w:proofErr w:type="spellEnd"/>
-      <w:r>
-        <w:t xml:space="preserve"> cu </w:t>
-      </w:r>
-      <w:proofErr w:type="spellStart"/>
-      <w:r>
-        <w:t>alte</w:t>
-      </w:r>
-      <w:proofErr w:type="spellEnd"/>
-      <w:r>
-        <w:t xml:space="preserve"> </w:t>
-      </w:r>
-      <w:proofErr w:type="spellStart"/>
-      <w:r>
-        <w:t>baze</w:t>
-      </w:r>
-      <w:proofErr w:type="spellEnd"/>
-      <w:r>
-        <w:t xml:space="preserve"> de date</w:t>
-      </w:r>
-    </w:p>
-    <w:p>
-      <w:r>
-        <w:t xml:space="preserve">use case </w:t>
-      </w:r>
-      <w:proofErr w:type="spellStart"/>
-      <w:r>
-        <w:t>pentru</w:t>
-      </w:r>
-      <w:proofErr w:type="spellEnd"/>
-      <w:r>
-        <w:t xml:space="preserve"> </w:t>
-      </w:r>
-      <w:proofErr w:type="spellStart"/>
-      <w:r>
-        <w:t>mai</w:t>
-      </w:r>
-      <w:proofErr w:type="spellEnd"/>
-      <w:r>
-        <w:t xml:space="preserve"> </w:t>
-      </w:r>
-      <w:proofErr w:type="spellStart"/>
-      <w:r>
-        <w:t>multe</w:t>
-      </w:r>
-      <w:proofErr w:type="spellEnd"/>
-      <w:r>
-        <w:t xml:space="preserve"> </w:t>
-      </w:r>
-      <w:proofErr w:type="spellStart"/>
-      <w:r>
-        <w:t>baze</w:t>
-      </w:r>
-      <w:proofErr w:type="spellEnd"/>
-      <w:r>
-        <w:t xml:space="preserve"> de date</w:t>
-      </w:r>
-    </w:p>
-    <w:p/>
-    <w:p>
-      <w:r>
-        <w:t xml:space="preserve">2 Ma </w:t>
-      </w:r>
-      <w:proofErr w:type="spellStart"/>
-      <w:r>
-        <w:t>gandeam</w:t>
-      </w:r>
-      <w:proofErr w:type="spellEnd"/>
-      <w:r>
-        <w:t xml:space="preserve"> </w:t>
-      </w:r>
-      <w:proofErr w:type="spellStart"/>
-      <w:r>
-        <w:t>sa</w:t>
-      </w:r>
-      <w:proofErr w:type="spellEnd"/>
-      <w:r>
-        <w:t xml:space="preserve"> </w:t>
-      </w:r>
-      <w:proofErr w:type="spellStart"/>
-      <w:r>
-        <w:t>adaug</w:t>
-      </w:r>
-      <w:proofErr w:type="spellEnd"/>
-      <w:r>
-        <w:t xml:space="preserve"> </w:t>
-      </w:r>
-      <w:proofErr w:type="spellStart"/>
-      <w:r>
-        <w:t>api</w:t>
-      </w:r>
-      <w:proofErr w:type="spellEnd"/>
-      <w:r>
-        <w:t xml:space="preserve">-ul de la </w:t>
-      </w:r>
-      <w:proofErr w:type="spellStart"/>
-      <w:r>
-        <w:t>openai</w:t>
-      </w:r>
-      <w:proofErr w:type="spellEnd"/>
-      <w:r>
-        <w:t xml:space="preserve"> </w:t>
-      </w:r>
-      <w:proofErr w:type="spellStart"/>
-      <w:r>
-        <w:t>pentru</w:t>
-      </w:r>
-      <w:proofErr w:type="spellEnd"/>
-      <w:r>
-        <w:t xml:space="preserve"> </w:t>
-      </w:r>
-      <w:proofErr w:type="spellStart"/>
-      <w:r>
-        <w:t>recomandari</w:t>
-      </w:r>
-      <w:proofErr w:type="spellEnd"/>
-      <w:r>
-        <w:t xml:space="preserve"> in </w:t>
-      </w:r>
-      <w:proofErr w:type="spellStart"/>
-      <w:r>
-        <w:t>cazul</w:t>
-      </w:r>
-      <w:proofErr w:type="spellEnd"/>
-      <w:r>
-        <w:t xml:space="preserve"> </w:t>
-      </w:r>
-      <w:proofErr w:type="spellStart"/>
-      <w:r>
-        <w:t>unui</w:t>
-      </w:r>
-      <w:proofErr w:type="spellEnd"/>
-      <w:r>
-        <w:t xml:space="preserve"> risk mare de </w:t>
-      </w:r>
-      <w:proofErr w:type="spellStart"/>
-      <w:r>
-        <w:t>accidentare</w:t>
-      </w:r>
-      <w:proofErr w:type="spellEnd"/>
-    </w:p>
-    <w:p>
-      <w:proofErr w:type="spellStart"/>
+        <w:t xml:space="preserve"> live?</w:t>
+      </w:r>
+    </w:p>
+    <w:p>
+      <w:r>
+        <w:t xml:space="preserve">- </w:t>
+      </w:r>
+      <w:proofErr w:type="spellStart"/>
+      <w:r>
+        <w:t>faza</w:t>
+      </w:r>
+      <w:proofErr w:type="spellEnd"/>
+      <w:r>
+        <w:t xml:space="preserve"> 1 - </w:t>
+      </w:r>
       <w:proofErr w:type="gramStart"/>
       <w:r>
-        <w:t>recomandari</w:t>
-      </w:r>
-      <w:proofErr w:type="spellEnd"/>
+        <w:t>7-8 minute</w:t>
+      </w:r>
       <w:proofErr w:type="gramEnd"/>
       <w:r>
         <w:t xml:space="preserve"> </w:t>
       </w:r>
       <w:proofErr w:type="spellStart"/>
       <w:r>
-        <w:t>bune</w:t>
-      </w:r>
-      <w:proofErr w:type="spellEnd"/>
-    </w:p>
-    <w:p/>
-    <w:p>
-      <w:r>
-        <w:t xml:space="preserve">3 </w:t>
-      </w:r>
-      <w:proofErr w:type="spellStart"/>
-      <w:r>
-        <w:t>Vreau</w:t>
-      </w:r>
-      <w:proofErr w:type="spellEnd"/>
-      <w:r>
-        <w:t xml:space="preserve"> </w:t>
-      </w:r>
-      <w:proofErr w:type="spellStart"/>
-      <w:r>
-        <w:t>sa</w:t>
-      </w:r>
-      <w:proofErr w:type="spellEnd"/>
-      <w:r>
-        <w:t xml:space="preserve"> </w:t>
-      </w:r>
-      <w:proofErr w:type="spellStart"/>
-      <w:r>
-        <w:t>adaug</w:t>
-      </w:r>
-      <w:proofErr w:type="spellEnd"/>
-      <w:r>
-        <w:t xml:space="preserve"> </w:t>
-      </w:r>
-      <w:proofErr w:type="spellStart"/>
-      <w:r>
-        <w:t>containerizare</w:t>
-      </w:r>
-      <w:proofErr w:type="spellEnd"/>
-    </w:p>
-    <w:p>
-      <w:r>
-        <w:t>da</w:t>
-      </w:r>
-    </w:p>
-    <w:p/>
-    <w:p>
-      <w:r>
-        <w:t xml:space="preserve">4 </w:t>
-      </w:r>
-      <w:proofErr w:type="spellStart"/>
-      <w:r>
-        <w:t>Vreau</w:t>
-      </w:r>
-      <w:proofErr w:type="spellEnd"/>
-      <w:r>
-        <w:t xml:space="preserve"> </w:t>
-      </w:r>
-      <w:proofErr w:type="spellStart"/>
-      <w:r>
-        <w:t>sa</w:t>
-      </w:r>
-      <w:proofErr w:type="spellEnd"/>
-      <w:r>
-        <w:t xml:space="preserve"> </w:t>
-      </w:r>
-      <w:proofErr w:type="spellStart"/>
-      <w:r>
-        <w:t>folosesc</w:t>
-      </w:r>
-      <w:proofErr w:type="spellEnd"/>
-      <w:r>
-        <w:t xml:space="preserve"> </w:t>
-      </w:r>
-      <w:proofErr w:type="spellStart"/>
-      <w:r>
-        <w:t>keycloak</w:t>
-      </w:r>
-      <w:proofErr w:type="spellEnd"/>
-      <w:r>
-        <w:t xml:space="preserve"> </w:t>
-      </w:r>
-      <w:proofErr w:type="spellStart"/>
-      <w:r>
-        <w:t>pentru</w:t>
-      </w:r>
-      <w:proofErr w:type="spellEnd"/>
-      <w:r>
-        <w:t xml:space="preserve"> </w:t>
-      </w:r>
-      <w:proofErr w:type="spellStart"/>
-      <w:r>
-        <w:t>autentificare</w:t>
-      </w:r>
-      <w:proofErr w:type="spellEnd"/>
-    </w:p>
-    <w:p>
-      <w:r>
-        <w:t>da</w:t>
-      </w:r>
-    </w:p>
-    <w:p/>
-    <w:p>
-      <w:r>
-        <w:t xml:space="preserve">5 Cam </w:t>
+        <w:t>lucrare</w:t>
+      </w:r>
+      <w:proofErr w:type="spellEnd"/>
+      <w:r>
+        <w:t xml:space="preserve"> </w:t>
+      </w:r>
+      <w:proofErr w:type="spellStart"/>
+      <w:r>
+        <w:t>scrisa</w:t>
+      </w:r>
+      <w:proofErr w:type="spellEnd"/>
+      <w:r>
+        <w:t xml:space="preserve">, </w:t>
       </w:r>
       <w:proofErr w:type="spellStart"/>
       <w:r>
@@ -1210,232 +1450,6 @@
       </w:r>
       <w:proofErr w:type="spellEnd"/>
       <w:r>
-        <w:t xml:space="preserve"> </w:t>
-      </w:r>
-      <w:proofErr w:type="spellStart"/>
-      <w:r>
-        <w:t>ar</w:t>
-      </w:r>
-      <w:proofErr w:type="spellEnd"/>
-      <w:r>
-        <w:t xml:space="preserve"> </w:t>
-      </w:r>
-      <w:proofErr w:type="spellStart"/>
-      <w:r>
-        <w:t>trebui</w:t>
-      </w:r>
-      <w:proofErr w:type="spellEnd"/>
-      <w:r>
-        <w:t xml:space="preserve"> </w:t>
-      </w:r>
-      <w:proofErr w:type="spellStart"/>
-      <w:r>
-        <w:t>sa</w:t>
-      </w:r>
-      <w:proofErr w:type="spellEnd"/>
-      <w:r>
-        <w:t xml:space="preserve"> </w:t>
-      </w:r>
-      <w:proofErr w:type="spellStart"/>
-      <w:r>
-        <w:t>contina</w:t>
-      </w:r>
-      <w:proofErr w:type="spellEnd"/>
-      <w:r>
-        <w:t xml:space="preserve"> </w:t>
-      </w:r>
-      <w:proofErr w:type="spellStart"/>
-      <w:r>
-        <w:t>documentatia</w:t>
-      </w:r>
-      <w:proofErr w:type="spellEnd"/>
-      <w:r>
-        <w:t xml:space="preserve"> </w:t>
-      </w:r>
-      <w:proofErr w:type="spellStart"/>
-      <w:r>
-        <w:t>asa</w:t>
-      </w:r>
-      <w:proofErr w:type="spellEnd"/>
-      <w:r>
-        <w:t xml:space="preserve"> ca template </w:t>
-      </w:r>
-      <w:proofErr w:type="spellStart"/>
-      <w:r>
-        <w:t>daca</w:t>
-      </w:r>
-      <w:proofErr w:type="spellEnd"/>
-      <w:r>
-        <w:t xml:space="preserve"> </w:t>
-      </w:r>
-      <w:proofErr w:type="spellStart"/>
-      <w:r>
-        <w:t>aveti</w:t>
-      </w:r>
-      <w:proofErr w:type="spellEnd"/>
-    </w:p>
-    <w:p/>
-    <w:p>
-      <w:r>
-        <w:t xml:space="preserve">6 Overleaf </w:t>
-      </w:r>
-      <w:proofErr w:type="spellStart"/>
-      <w:r>
-        <w:t>sau</w:t>
-      </w:r>
-      <w:proofErr w:type="spellEnd"/>
-      <w:r>
-        <w:t xml:space="preserve"> word?</w:t>
-      </w:r>
-    </w:p>
-    <w:p>
-      <w:r>
-        <w:t xml:space="preserve">ok </w:t>
-      </w:r>
-      <w:proofErr w:type="spellStart"/>
-      <w:r>
-        <w:t>ambele</w:t>
-      </w:r>
-      <w:proofErr w:type="spellEnd"/>
-    </w:p>
-    <w:p/>
-    <w:p>
-      <w:r>
-        <w:t xml:space="preserve">7 </w:t>
-      </w:r>
-      <w:proofErr w:type="spellStart"/>
-      <w:r>
-        <w:t>Sugestie</w:t>
-      </w:r>
-      <w:proofErr w:type="spellEnd"/>
-      <w:r>
-        <w:t xml:space="preserve"> </w:t>
-      </w:r>
-      <w:proofErr w:type="spellStart"/>
-      <w:r>
-        <w:t>pentru</w:t>
-      </w:r>
-      <w:proofErr w:type="spellEnd"/>
-      <w:r>
-        <w:t xml:space="preserve"> </w:t>
-      </w:r>
-      <w:proofErr w:type="spellStart"/>
-      <w:r>
-        <w:t>tipurile</w:t>
-      </w:r>
-      <w:proofErr w:type="spellEnd"/>
-      <w:r>
-        <w:t xml:space="preserve"> de user</w:t>
-      </w:r>
-    </w:p>
-    <w:p>
-      <w:r>
-        <w:t xml:space="preserve">8 Ce pot </w:t>
-      </w:r>
-      <w:proofErr w:type="spellStart"/>
-      <w:r>
-        <w:t>sa</w:t>
-      </w:r>
-      <w:proofErr w:type="spellEnd"/>
-      <w:r>
-        <w:t xml:space="preserve"> vada </w:t>
-      </w:r>
-      <w:proofErr w:type="spellStart"/>
-      <w:r>
-        <w:t>utilizatorii</w:t>
-      </w:r>
-      <w:proofErr w:type="spellEnd"/>
-      <w:r>
-        <w:t xml:space="preserve"> in </w:t>
-      </w:r>
-      <w:proofErr w:type="spellStart"/>
-      <w:r>
-        <w:t>functie</w:t>
-      </w:r>
-      <w:proofErr w:type="spellEnd"/>
-      <w:r>
-        <w:t xml:space="preserve"> de </w:t>
-      </w:r>
-      <w:proofErr w:type="spellStart"/>
-      <w:r>
-        <w:t>rol</w:t>
-      </w:r>
-      <w:proofErr w:type="spellEnd"/>
-      <w:r>
-        <w:t>?</w:t>
-      </w:r>
-    </w:p>
-    <w:p>
-      <w:r>
-        <w:t>9 hosting?</w:t>
-      </w:r>
-    </w:p>
-    <w:p>
-      <w:r>
-        <w:t xml:space="preserve">da </w:t>
-      </w:r>
-      <w:proofErr w:type="spellStart"/>
-      <w:r>
-        <w:t>dupa</w:t>
-      </w:r>
-      <w:proofErr w:type="spellEnd"/>
-    </w:p>
-    <w:p/>
-    <w:p>
-      <w:r>
-        <w:t xml:space="preserve">10 demo </w:t>
-      </w:r>
-      <w:proofErr w:type="spellStart"/>
-      <w:r>
-        <w:t>sau</w:t>
-      </w:r>
-      <w:proofErr w:type="spellEnd"/>
-      <w:r>
-        <w:t xml:space="preserve"> live?</w:t>
-      </w:r>
-    </w:p>
-    <w:p>
-      <w:r>
-        <w:t xml:space="preserve">- </w:t>
-      </w:r>
-      <w:proofErr w:type="spellStart"/>
-      <w:r>
-        <w:t>faza</w:t>
-      </w:r>
-      <w:proofErr w:type="spellEnd"/>
-      <w:r>
-        <w:t xml:space="preserve"> 1 - </w:t>
-      </w:r>
-      <w:proofErr w:type="gramStart"/>
-      <w:r>
-        <w:t>7-8 minute</w:t>
-      </w:r>
-      <w:proofErr w:type="gramEnd"/>
-      <w:r>
-        <w:t xml:space="preserve"> </w:t>
-      </w:r>
-      <w:proofErr w:type="spellStart"/>
-      <w:r>
-        <w:t>lucrare</w:t>
-      </w:r>
-      <w:proofErr w:type="spellEnd"/>
-      <w:r>
-        <w:t xml:space="preserve"> </w:t>
-      </w:r>
-      <w:proofErr w:type="spellStart"/>
-      <w:r>
-        <w:t>scrisa</w:t>
-      </w:r>
-      <w:proofErr w:type="spellEnd"/>
-      <w:r>
-        <w:t xml:space="preserve">, </w:t>
-      </w:r>
-      <w:proofErr w:type="spellStart"/>
-      <w:r>
-        <w:t>ce</w:t>
-      </w:r>
-      <w:proofErr w:type="spellEnd"/>
-      <w:r>
         <w:t xml:space="preserve"> face </w:t>
       </w:r>
       <w:proofErr w:type="spellStart"/>
@@ -1462,7 +1476,6 @@
     </w:p>
     <w:p>
       <w:r>
-        <w:lastRenderedPageBreak/>
         <w:t xml:space="preserve">- </w:t>
       </w:r>
       <w:proofErr w:type="spellStart"/>
@@ -1624,6 +1637,7 @@
         <w:rPr>
           <w:noProof/>
         </w:rPr>
+        <w:lastRenderedPageBreak/>
         <w:drawing>
           <wp:inline distT="0" distB="0" distL="0" distR="0" wp14:anchorId="32CD882A" wp14:editId="11ED8FF2">
             <wp:extent cx="5334744" cy="4544059"/>
@@ -1666,7 +1680,6 @@
         <w:rPr>
           <w:noProof/>
         </w:rPr>
-        <w:lastRenderedPageBreak/>
         <w:drawing>
           <wp:inline distT="0" distB="0" distL="0" distR="0" wp14:anchorId="2DA2F918" wp14:editId="1C87A621">
             <wp:extent cx="5943600" cy="2733040"/>
@@ -1711,6 +1724,7 @@
         <w:rPr>
           <w:noProof/>
         </w:rPr>
+        <w:lastRenderedPageBreak/>
         <w:drawing>
           <wp:inline distT="0" distB="0" distL="0" distR="0" wp14:anchorId="35A677F7" wp14:editId="533F4089">
             <wp:extent cx="5943600" cy="2571750"/>
@@ -1795,7 +1809,6 @@
         <w:rPr>
           <w:noProof/>
         </w:rPr>
-        <w:lastRenderedPageBreak/>
         <w:drawing>
           <wp:inline distT="0" distB="0" distL="0" distR="0" wp14:anchorId="6370F452" wp14:editId="5FFC2096">
             <wp:extent cx="5943600" cy="3005455"/>
@@ -1852,7 +1865,6 @@
         <w:rPr>
           <w:noProof/>
         </w:rPr>
-        <w:lastRenderedPageBreak/>
         <w:drawing>
           <wp:inline distT="0" distB="0" distL="0" distR="0" wp14:anchorId="2A10CF95" wp14:editId="34C7C2CB">
             <wp:extent cx="5943600" cy="3893185"/>
@@ -1895,6 +1907,7 @@
         <w:rPr>
           <w:noProof/>
         </w:rPr>
+        <w:lastRenderedPageBreak/>
         <w:drawing>
           <wp:inline distT="0" distB="0" distL="0" distR="0" wp14:anchorId="3797F42E" wp14:editId="28022117">
             <wp:extent cx="5943600" cy="3928745"/>
@@ -1937,7 +1950,6 @@
         <w:rPr>
           <w:noProof/>
         </w:rPr>
-        <w:lastRenderedPageBreak/>
         <w:drawing>
           <wp:inline distT="0" distB="0" distL="0" distR="0" wp14:anchorId="4AE35F3A" wp14:editId="4FAB9D59">
             <wp:extent cx="5943600" cy="1578610"/>
